--- a/docs/verkaufsmappe.docx
+++ b/docs/verkaufsmappe.docx
@@ -360,7 +360,7 @@
                 <w:color w:val="CDD6F4"/>
                 <w:sz w:val="17"/>
               </w:rPr>
-              <w:t>58</w:t>
+              <w:t>85</w:t>
             </w:r>
           </w:p>
         </w:tc>
@@ -396,7 +396,7 @@
                 <w:color w:val="CDD6F4"/>
                 <w:sz w:val="17"/>
               </w:rPr>
-              <w:t>55</w:t>
+              <w:t>70</w:t>
             </w:r>
           </w:p>
         </w:tc>
@@ -432,7 +432,7 @@
                 <w:color w:val="CDD6F4"/>
                 <w:sz w:val="17"/>
               </w:rPr>
-              <w:t>~285</w:t>
+              <w:t>~377</w:t>
             </w:r>
           </w:p>
         </w:tc>
@@ -468,7 +468,7 @@
                 <w:color w:val="CDD6F4"/>
                 <w:sz w:val="17"/>
               </w:rPr>
-              <w:t>12</w:t>
+              <w:t>13</w:t>
             </w:r>
           </w:p>
         </w:tc>
@@ -504,7 +504,7 @@
                 <w:color w:val="CDD6F4"/>
                 <w:sz w:val="17"/>
               </w:rPr>
-              <w:t>88</w:t>
+              <w:t>104</w:t>
             </w:r>
           </w:p>
         </w:tc>
@@ -540,7 +540,7 @@
                 <w:color w:val="CDD6F4"/>
                 <w:sz w:val="17"/>
               </w:rPr>
-              <w:t>116+</w:t>
+              <w:t>195+</w:t>
             </w:r>
           </w:p>
         </w:tc>
@@ -770,7 +770,7 @@
                 <w:color w:val="CDD6F4"/>
                 <w:sz w:val="17"/>
               </w:rPr>
-              <w:t>8.4 / 11</w:t>
+              <w:t>8.3+ / 11</w:t>
             </w:r>
           </w:p>
         </w:tc>
@@ -3906,6 +3906,78 @@
           </w:p>
         </w:tc>
       </w:tr>
+      <w:tr>
+        <w:tc>
+          <w:tcPr>
+            <w:tcW w:type="dxa" w:w="4536"/>
+            <w:shd w:fill="1E1E2E"/>
+          </w:tcPr>
+          <w:p>
+            <w:r/>
+            <w:r>
+              <w:rPr>
+                <w:rFonts w:ascii="Calibri" w:hAnsi="Calibri"/>
+                <w:color w:val="CDD6F4"/>
+                <w:sz w:val="17"/>
+              </w:rPr>
+              <w:t>API Designer</w:t>
+            </w:r>
+          </w:p>
+        </w:tc>
+        <w:tc>
+          <w:tcPr>
+            <w:tcW w:type="dxa" w:w="4536"/>
+            <w:shd w:fill="1E1E2E"/>
+          </w:tcPr>
+          <w:p>
+            <w:r/>
+            <w:r>
+              <w:rPr>
+                <w:rFonts w:ascii="Calibri" w:hAnsi="Calibri"/>
+                <w:color w:val="CDD6F4"/>
+                <w:sz w:val="17"/>
+              </w:rPr>
+              <w:t>API-Templates und Zugangslinks verwalten</w:t>
+            </w:r>
+          </w:p>
+        </w:tc>
+      </w:tr>
+      <w:tr>
+        <w:tc>
+          <w:tcPr>
+            <w:tcW w:type="dxa" w:w="4536"/>
+            <w:shd w:fill="252536"/>
+          </w:tcPr>
+          <w:p>
+            <w:r/>
+            <w:r>
+              <w:rPr>
+                <w:rFonts w:ascii="Calibri" w:hAnsi="Calibri"/>
+                <w:color w:val="CDD6F4"/>
+                <w:sz w:val="17"/>
+              </w:rPr>
+              <w:t>Project Management</w:t>
+            </w:r>
+          </w:p>
+        </w:tc>
+        <w:tc>
+          <w:tcPr>
+            <w:tcW w:type="dxa" w:w="4536"/>
+            <w:shd w:fill="252536"/>
+          </w:tcPr>
+          <w:p>
+            <w:r/>
+            <w:r>
+              <w:rPr>
+                <w:rFonts w:ascii="Calibri" w:hAnsi="Calibri"/>
+                <w:color w:val="CDD6F4"/>
+                <w:sz w:val="17"/>
+              </w:rPr>
+              <w:t>Projekte und Produktzuordnungen verwalten</w:t>
+            </w:r>
+          </w:p>
+        </w:tc>
+      </w:tr>
     </w:tbl>
     <w:p>
       <w:pPr>
@@ -3953,7 +4025,7 @@
         <w:pStyle w:val="DarkH3"/>
       </w:pPr>
       <w:r>
-        <w:t>Die fünf Systemrollen</w:t>
+        <w:t>Die sieben Systemrollen</w:t>
       </w:r>
     </w:p>
     <w:tbl>
@@ -4298,6 +4370,114 @@
                 <w:sz w:val="17"/>
               </w:rPr>
               <w:t>Export-Jobs konfigurieren, ausführen und überwachen</w:t>
+            </w:r>
+          </w:p>
+        </w:tc>
+      </w:tr>
+      <w:tr>
+        <w:tc>
+          <w:tcPr>
+            <w:tcW w:type="dxa" w:w="3024"/>
+            <w:shd w:fill="1E1E2E"/>
+          </w:tcPr>
+          <w:p>
+            <w:r/>
+            <w:r>
+              <w:rPr>
+                <w:rFonts w:ascii="Calibri" w:hAnsi="Calibri"/>
+                <w:b/>
+                <w:color w:val="CDD6F4"/>
+                <w:sz w:val="17"/>
+              </w:rPr>
+              <w:t>API Designer</w:t>
+            </w:r>
+          </w:p>
+        </w:tc>
+        <w:tc>
+          <w:tcPr>
+            <w:tcW w:type="dxa" w:w="3024"/>
+            <w:shd w:fill="1E1E2E"/>
+          </w:tcPr>
+          <w:p>
+            <w:r/>
+            <w:r>
+              <w:rPr>
+                <w:rFonts w:ascii="Calibri" w:hAnsi="Calibri"/>
+                <w:color w:val="CDD6F4"/>
+                <w:sz w:val="17"/>
+              </w:rPr>
+              <w:t>API-Schnittstellen</w:t>
+            </w:r>
+          </w:p>
+        </w:tc>
+        <w:tc>
+          <w:tcPr>
+            <w:tcW w:type="dxa" w:w="3024"/>
+            <w:shd w:fill="1E1E2E"/>
+          </w:tcPr>
+          <w:p>
+            <w:r/>
+            <w:r>
+              <w:rPr>
+                <w:rFonts w:ascii="Calibri" w:hAnsi="Calibri"/>
+                <w:color w:val="CDD6F4"/>
+                <w:sz w:val="17"/>
+              </w:rPr>
+              <w:t>API-Templates und Zugangslinks verwalten</w:t>
+            </w:r>
+          </w:p>
+        </w:tc>
+      </w:tr>
+      <w:tr>
+        <w:tc>
+          <w:tcPr>
+            <w:tcW w:type="dxa" w:w="3024"/>
+            <w:shd w:fill="252536"/>
+          </w:tcPr>
+          <w:p>
+            <w:r/>
+            <w:r>
+              <w:rPr>
+                <w:rFonts w:ascii="Calibri" w:hAnsi="Calibri"/>
+                <w:b/>
+                <w:color w:val="CDD6F4"/>
+                <w:sz w:val="17"/>
+              </w:rPr>
+              <w:t>Project Management</w:t>
+            </w:r>
+          </w:p>
+        </w:tc>
+        <w:tc>
+          <w:tcPr>
+            <w:tcW w:type="dxa" w:w="3024"/>
+            <w:shd w:fill="252536"/>
+          </w:tcPr>
+          <w:p>
+            <w:r/>
+            <w:r>
+              <w:rPr>
+                <w:rFonts w:ascii="Calibri" w:hAnsi="Calibri"/>
+                <w:color w:val="CDD6F4"/>
+                <w:sz w:val="17"/>
+              </w:rPr>
+              <w:t>Projektsteuerung</w:t>
+            </w:r>
+          </w:p>
+        </w:tc>
+        <w:tc>
+          <w:tcPr>
+            <w:tcW w:type="dxa" w:w="3024"/>
+            <w:shd w:fill="252536"/>
+          </w:tcPr>
+          <w:p>
+            <w:r/>
+            <w:r>
+              <w:rPr>
+                <w:rFonts w:ascii="Calibri" w:hAnsi="Calibri"/>
+                <w:color w:val="CDD6F4"/>
+                <w:sz w:val="17"/>
+              </w:rPr>
+              <w:t>Projekte anlegen, Produkte zuordnen, Teamzusammenarbeit</w:t>
             </w:r>
           </w:p>
         </w:tc>
@@ -6704,7 +6884,7 @@
         <w:pStyle w:val="DarkH3"/>
       </w:pPr>
       <w:r>
-        <w:t>12 Datentypen</w:t>
+        <w:t>13 Datentypen</w:t>
       </w:r>
     </w:p>
     <w:tbl>
@@ -7415,6 +7595,59 @@
                 <w:sz w:val="17"/>
               </w:rPr>
               <w:t>Datenblatt</w:t>
+            </w:r>
+          </w:p>
+        </w:tc>
+      </w:tr>
+      <w:tr>
+        <w:tc>
+          <w:tcPr>
+            <w:tcW w:type="dxa" w:w="3024"/>
+            <w:shd w:fill="252536"/>
+          </w:tcPr>
+          <w:p>
+            <w:r/>
+            <w:r>
+              <w:rPr>
+                <w:rFonts w:ascii="Calibri" w:hAnsi="Calibri"/>
+                <w:color w:val="CDD6F4"/>
+                <w:sz w:val="17"/>
+              </w:rPr>
+              <w:t>VideoLink</w:t>
+            </w:r>
+          </w:p>
+        </w:tc>
+        <w:tc>
+          <w:tcPr>
+            <w:tcW w:type="dxa" w:w="3024"/>
+            <w:shd w:fill="252536"/>
+          </w:tcPr>
+          <w:p>
+            <w:r/>
+            <w:r>
+              <w:rPr>
+                <w:rFonts w:ascii="Calibri" w:hAnsi="Calibri"/>
+                <w:color w:val="CDD6F4"/>
+                <w:sz w:val="17"/>
+              </w:rPr>
+              <w:t>Video-URL</w:t>
+            </w:r>
+          </w:p>
+        </w:tc>
+        <w:tc>
+          <w:tcPr>
+            <w:tcW w:type="dxa" w:w="3024"/>
+            <w:shd w:fill="252536"/>
+          </w:tcPr>
+          <w:p>
+            <w:r/>
+            <w:r>
+              <w:rPr>
+                <w:rFonts w:ascii="Calibri" w:hAnsi="Calibri"/>
+                <w:color w:val="CDD6F4"/>
+                <w:sz w:val="17"/>
+              </w:rPr>
+              <w:t>Produktvideo</w:t>
             </w:r>
           </w:p>
         </w:tc>
